--- a/resource/模板文件/文书模板/接受谈话通知书（样本）.docx
+++ b/resource/模板文件/文书模板/接受谈话通知书（样本）.docx
@@ -88,7 +88,7 @@
           <w:u w:val="single"/>
           <w:lang w:val="en-US" w:eastAsia="zh-CN"/>
         </w:rPr>
-        <w:t>{{公司名称}}</w:t>
+        <w:t>{{用人单位}}</w:t>
       </w:r>
       <w:r>
         <w:rPr>
